--- a/docs/DIARY_GNI_S37S38.docx
+++ b/docs/DIARY_GNI_S37S38.docx
@@ -72,7 +72,7 @@
         <w:rPr>
           <w:sz w:val="20"/>
         </w:rPr>
-        <w:t>S38 was the system upgrade session. We had been talking about human security scoring, source quality ratios, cross-run deduplication, and content quality feedback loops for multiple sessions. This session we built them all. Six new sources from the Lens source list. Article selection expanded from 11 to 22 with 43% token budget still unused. The Article Forensic Trace XLSX — the most important new feature of the session — gives James a complete audit trail of every decision the pipeline makes, from 483 collected articles down to 22 selected ones, every gate, every reason, color coded.</w:t>
+        <w:t xml:space="preserve">S38 was the system upgrade session. We had been talking about human security scoring, source quality ratios, cross-run deduplication, and content quality feedback loops for multiple sessions. This session we built them all. Six new sources from the Partner B source list. Article selection expanded from 11 to 22 with 43% token budget still unused. The Article Forensic Trace XLSX — the most important new feature of the session — gives James a complete audit trail of every decision the pipeline makes, from 483 collected articles down to 22 selected ones, every gate, every reason, color coded.</w:t>
       </w:r>
     </w:p>
     <w:p/>
